--- a/evidence/2026-10-25/docs/03_ICCA_High_Risk_Protocol_v12.docx
+++ b/evidence/2026-10-25/docs/03_ICCA_High_Risk_Protocol_v12.docx
@@ -4,11 +4,17 @@
   <w:body>
     <w:p>
       <w:pPr>
+        <w:rPr>
+          <w:color w:val="A8470A"/>
+        </w:rPr>
         <w:pStyle w:val="Heading1"/>
         <w:keepNext/>
         <w:widowControl/>
       </w:pPr>
       <w:r>
+        <w:rPr>
+          <w:color w:val="A8470A"/>
+        </w:rPr>
         <w:t xml:space="preserve">UTHealth Houston and Memorial Hermann High Risk Liver Transplant Protocol for Intrahepatic Cholangiocarcinoma V12</w:t>
       </w:r>
     </w:p>
@@ -32,11 +38,17 @@
     </w:p>
     <w:p>
       <w:pPr>
+        <w:rPr>
+          <w:color w:val="A8470A"/>
+        </w:rPr>
         <w:pStyle w:val="Heading2"/>
         <w:keepNext/>
         <w:widowControl/>
       </w:pPr>
       <w:r>
+        <w:rPr>
+          <w:color w:val="A8470A"/>
+        </w:rPr>
         <w:t xml:space="preserve">Policy and allocation status</w:t>
       </w:r>
     </w:p>
@@ -133,11 +145,17 @@
     </w:p>
     <w:p>
       <w:pPr>
+        <w:rPr>
+          <w:color w:val="A8470A"/>
+        </w:rPr>
         <w:pStyle w:val="Heading2"/>
         <w:keepNext/>
         <w:widowControl/>
       </w:pPr>
       <w:r>
+        <w:rPr>
+          <w:color w:val="A8470A"/>
+        </w:rPr>
         <w:t xml:space="preserve">1 Purpose and scope</w:t>
       </w:r>
     </w:p>
@@ -193,11 +211,17 @@
     </w:p>
     <w:p>
       <w:pPr>
+        <w:rPr>
+          <w:color w:val="A8470A"/>
+        </w:rPr>
         <w:pStyle w:val="Heading2"/>
         <w:keepNext/>
         <w:widowControl/>
       </w:pPr>
       <w:r>
+        <w:rPr>
+          <w:color w:val="A8470A"/>
+        </w:rPr>
         <w:t xml:space="preserve">2 Scientific rationale and patient counseling</w:t>
       </w:r>
     </w:p>
@@ -422,21 +446,33 @@
     </w:p>
     <w:p>
       <w:pPr>
+        <w:rPr>
+          <w:color w:val="A8470A"/>
+        </w:rPr>
         <w:pStyle w:val="Heading2"/>
         <w:keepNext/>
         <w:widowControl/>
       </w:pPr>
       <w:r>
+        <w:rPr>
+          <w:color w:val="A8470A"/>
+        </w:rPr>
         <w:t xml:space="preserve">3 Patient selection criteria</w:t>
       </w:r>
     </w:p>
     <w:p>
       <w:pPr>
+        <w:rPr>
+          <w:color w:val="A8470A"/>
+        </w:rPr>
         <w:pStyle w:val="Heading3"/>
         <w:keepNext/>
         <w:widowControl/>
       </w:pPr>
       <w:r>
+        <w:rPr>
+          <w:color w:val="A8470A"/>
+        </w:rPr>
         <w:t xml:space="preserve">3.1 Establish diagnosis and the exact risk stratum</w:t>
       </w:r>
     </w:p>
@@ -577,23 +613,35 @@
     </w:p>
     <w:p>
       <w:pPr>
+        <w:rPr>
+          <w:color w:val="A8470A"/>
+        </w:rPr>
         <w:pStyle w:val="Heading3"/>
         <w:keepNext/>
         <w:widowControl/>
       </w:pPr>
       <w:bookmarkStart w:id="1" w:name="iCCA_B1"/>
       <w:r>
+        <w:rPr>
+          <w:color w:val="A8470A"/>
+        </w:rPr>
         <w:t xml:space="preserve">iCCA-B1 — Do we preserve separate small-cirrhotic and advanced-disease pathways?</w:t>
       </w:r>
       <w:bookmarkEnd w:id="1"/>
     </w:p>
     <w:p>
       <w:pPr>
+        <w:rPr>
+          <w:color w:val="A8470A"/>
+        </w:rPr>
         <w:pStyle w:val="Heading3"/>
         <w:keepNext/>
         <w:widowControl/>
       </w:pPr>
       <w:r>
+        <w:rPr>
+          <w:color w:val="A8470A"/>
+        </w:rPr>
         <w:t xml:space="preserve">Question and comparison</w:t>
       </w:r>
     </w:p>
@@ -609,11 +657,17 @@
     </w:p>
     <w:p>
       <w:pPr>
+        <w:rPr>
+          <w:color w:val="A8470A"/>
+        </w:rPr>
         <w:pStyle w:val="Heading3"/>
         <w:keepNext/>
         <w:widowControl/>
       </w:pPr>
       <w:r>
+        <w:rPr>
+          <w:color w:val="A8470A"/>
+        </w:rPr>
         <w:t xml:space="preserve">Evidence before choosing a rule</w:t>
       </w:r>
     </w:p>
@@ -2151,11 +2205,17 @@
     </w:tbl>
     <w:p>
       <w:pPr>
+        <w:rPr>
+          <w:color w:val="A8470A"/>
+        </w:rPr>
         <w:pStyle w:val="Heading3"/>
         <w:keepNext/>
         <w:widowControl/>
       </w:pPr>
       <w:r>
+        <w:rPr>
+          <w:color w:val="A8470A"/>
+        </w:rPr>
         <w:t xml:space="preserve">Synthesis and evidence that challenges the proposal</w:t>
       </w:r>
     </w:p>
@@ -2489,11 +2549,17 @@
     </w:p>
     <w:p>
       <w:pPr>
+        <w:rPr>
+          <w:color w:val="A8470A"/>
+        </w:rPr>
         <w:pStyle w:val="Heading3"/>
         <w:keepNext/>
         <w:widowControl/>
       </w:pPr>
       <w:r>
+        <w:rPr>
+          <w:color w:val="A8470A"/>
+        </w:rPr>
         <w:t xml:space="preserve">Where each proposed threshold comes from</w:t>
       </w:r>
     </w:p>
@@ -2513,11 +2579,17 @@
     </w:p>
     <w:p>
       <w:pPr>
+        <w:rPr>
+          <w:color w:val="A8470A"/>
+        </w:rPr>
         <w:pStyle w:val="Heading3"/>
         <w:keepNext/>
         <w:widowControl/>
       </w:pPr>
       <w:r>
+        <w:rPr>
+          <w:color w:val="A8470A"/>
+        </w:rPr>
         <w:t xml:space="preserve">Source wording — read in context</w:t>
       </w:r>
     </w:p>
@@ -3135,11 +3207,17 @@
     </w:p>
     <w:p>
       <w:pPr>
+        <w:rPr>
+          <w:color w:val="A8470A"/>
+        </w:rPr>
         <w:pStyle w:val="Heading3"/>
         <w:keepNext/>
         <w:widowControl/>
       </w:pPr>
       <w:r>
+        <w:rPr>
+          <w:color w:val="A8470A"/>
+        </w:rPr>
         <w:t xml:space="preserve">OPEN recommendation after the evidence review</w:t>
       </w:r>
     </w:p>
@@ -3722,11 +3800,17 @@
     </w:p>
     <w:p>
       <w:pPr>
+        <w:rPr>
+          <w:color w:val="A8470A"/>
+        </w:rPr>
         <w:pStyle w:val="Heading3"/>
         <w:keepNext/>
         <w:widowControl/>
       </w:pPr>
       <w:r>
+        <w:rPr>
+          <w:color w:val="A8470A"/>
+        </w:rPr>
         <w:t xml:space="preserve">Information required before the decision</w:t>
       </w:r>
     </w:p>
@@ -3814,11 +3898,17 @@
     </w:p>
     <w:p>
       <w:pPr>
+        <w:rPr>
+          <w:color w:val="A8470A"/>
+        </w:rPr>
         <w:pStyle w:val="Heading3"/>
         <w:keepNext/>
         <w:widowControl/>
       </w:pPr>
       <w:r>
+        <w:rPr>
+          <w:color w:val="A8470A"/>
+        </w:rPr>
         <w:t xml:space="preserve">3.2 Findings that hold or stop this pathway</w:t>
       </w:r>
     </w:p>
@@ -3850,11 +3940,17 @@
     </w:p>
     <w:p>
       <w:pPr>
+        <w:rPr>
+          <w:color w:val="A8470A"/>
+        </w:rPr>
         <w:pStyle w:val="Heading2"/>
         <w:keepNext/>
         <w:widowControl/>
       </w:pPr>
       <w:r>
+        <w:rPr>
+          <w:color w:val="A8470A"/>
+        </w:rPr>
         <w:t xml:space="preserve">4 Pretreatment workup</w:t>
       </w:r>
     </w:p>
@@ -3944,21 +4040,33 @@
     </w:p>
     <w:p>
       <w:pPr>
+        <w:rPr>
+          <w:color w:val="A8470A"/>
+        </w:rPr>
         <w:pStyle w:val="Heading2"/>
         <w:keepNext/>
         <w:widowControl/>
       </w:pPr>
       <w:r>
+        <w:rPr>
+          <w:color w:val="A8470A"/>
+        </w:rPr>
         <w:t xml:space="preserve">5 Neoadjuvant therapy and reassessment</w:t>
       </w:r>
     </w:p>
     <w:p>
       <w:pPr>
+        <w:rPr>
+          <w:color w:val="A8470A"/>
+        </w:rPr>
         <w:pStyle w:val="Heading1"/>
         <w:widowControl/>
         <w:keepNext/>
       </w:pPr>
       <w:r>
+        <w:rPr>
+          <w:color w:val="A8470A"/>
+        </w:rPr>
         <w:t xml:space="preserve">V12 evidence-integrated treatment and reassessment</w:t>
       </w:r>
     </w:p>
@@ -3974,11 +4082,17 @@
     </w:p>
     <w:p>
       <w:pPr>
+        <w:rPr>
+          <w:color w:val="A8470A"/>
+        </w:rPr>
         <w:pStyle w:val="Heading2"/>
         <w:widowControl/>
         <w:keepNext/>
       </w:pPr>
       <w:r>
+        <w:rPr>
+          <w:color w:val="A8470A"/>
+        </w:rPr>
         <w:t xml:space="preserve">ASCO BTC living guideline 2026.1.0</w:t>
       </w:r>
     </w:p>
@@ -4047,11 +4161,17 @@
     </w:p>
     <w:p>
       <w:pPr>
+        <w:rPr>
+          <w:color w:val="A8470A"/>
+        </w:rPr>
         <w:pStyle w:val="Heading2"/>
         <w:widowControl/>
         <w:keepNext/>
       </w:pPr>
       <w:r>
+        <w:rPr>
+          <w:color w:val="A8470A"/>
+        </w:rPr>
         <w:t xml:space="preserve">NALIRICC: negative BTC randomized trial</w:t>
       </w:r>
     </w:p>
@@ -4120,11 +4240,17 @@
     </w:p>
     <w:p>
       <w:pPr>
+        <w:rPr>
+          <w:color w:val="A8470A"/>
+        </w:rPr>
         <w:pStyle w:val="Heading2"/>
         <w:widowControl/>
         <w:keepNext/>
       </w:pPr>
       <w:r>
+        <w:rPr>
+          <w:color w:val="A8470A"/>
+        </w:rPr>
         <w:t xml:space="preserve">Kobayashi 2018: combined HCC-CCA</w:t>
       </w:r>
     </w:p>
@@ -4212,11 +4338,17 @@
     </w:p>
     <w:p>
       <w:pPr>
+        <w:rPr>
+          <w:color w:val="A8470A"/>
+        </w:rPr>
         <w:pStyle w:val="Heading3"/>
         <w:keepNext/>
         <w:widowControl/>
       </w:pPr>
       <w:r>
+        <w:rPr>
+          <w:color w:val="A8470A"/>
+        </w:rPr>
         <w:t xml:space="preserve">5.1 Select a disease treatment plan without assuming transplant efficacy</w:t>
       </w:r>
     </w:p>
@@ -4434,11 +4566,17 @@
     </w:p>
     <w:p>
       <w:pPr>
+        <w:rPr>
+          <w:color w:val="A8470A"/>
+        </w:rPr>
         <w:pStyle w:val="Heading3"/>
         <w:keepNext/>
         <w:widowControl/>
       </w:pPr>
       <w:r>
+        <w:rPr>
+          <w:color w:val="A8470A"/>
+        </w:rPr>
         <w:t xml:space="preserve">5.2 Define response and time under observation</w:t>
       </w:r>
     </w:p>
@@ -4688,23 +4826,35 @@
     </w:p>
     <w:p>
       <w:pPr>
+        <w:rPr>
+          <w:color w:val="A8470A"/>
+        </w:rPr>
         <w:pStyle w:val="Heading3"/>
         <w:keepNext/>
         <w:widowControl/>
       </w:pPr>
       <w:bookmarkStart w:id="2" w:name="iCCA_B2"/>
       <w:r>
+        <w:rPr>
+          <w:color w:val="A8470A"/>
+        </w:rPr>
         <w:t xml:space="preserve">iCCA-B2 — What does sustained control have to prove before transplant activation?</w:t>
       </w:r>
       <w:bookmarkEnd w:id="2"/>
     </w:p>
     <w:p>
       <w:pPr>
+        <w:rPr>
+          <w:color w:val="A8470A"/>
+        </w:rPr>
         <w:pStyle w:val="Heading3"/>
         <w:keepNext/>
         <w:widowControl/>
       </w:pPr>
       <w:r>
+        <w:rPr>
+          <w:color w:val="A8470A"/>
+        </w:rPr>
         <w:t xml:space="preserve">Question and comparison</w:t>
       </w:r>
     </w:p>
@@ -4720,11 +4870,17 @@
     </w:p>
     <w:p>
       <w:pPr>
+        <w:rPr>
+          <w:color w:val="A8470A"/>
+        </w:rPr>
         <w:pStyle w:val="Heading3"/>
         <w:keepNext/>
         <w:widowControl/>
       </w:pPr>
       <w:r>
+        <w:rPr>
+          <w:color w:val="A8470A"/>
+        </w:rPr>
         <w:t xml:space="preserve">Evidence before choosing a rule</w:t>
       </w:r>
     </w:p>
@@ -6424,11 +6580,17 @@
     </w:tbl>
     <w:p>
       <w:pPr>
+        <w:rPr>
+          <w:color w:val="A8470A"/>
+        </w:rPr>
         <w:pStyle w:val="Heading3"/>
         <w:keepNext/>
         <w:widowControl/>
       </w:pPr>
       <w:r>
+        <w:rPr>
+          <w:color w:val="A8470A"/>
+        </w:rPr>
         <w:t xml:space="preserve">Synthesis and evidence that challenges the proposal</w:t>
       </w:r>
     </w:p>
@@ -6794,11 +6956,17 @@
     </w:p>
     <w:p>
       <w:pPr>
+        <w:rPr>
+          <w:color w:val="A8470A"/>
+        </w:rPr>
         <w:pStyle w:val="Heading3"/>
         <w:keepNext/>
         <w:widowControl/>
       </w:pPr>
       <w:r>
+        <w:rPr>
+          <w:color w:val="A8470A"/>
+        </w:rPr>
         <w:t xml:space="preserve">Where each proposed threshold comes from</w:t>
       </w:r>
     </w:p>
@@ -6818,11 +6986,17 @@
     </w:p>
     <w:p>
       <w:pPr>
+        <w:rPr>
+          <w:color w:val="A8470A"/>
+        </w:rPr>
         <w:pStyle w:val="Heading3"/>
         <w:keepNext/>
         <w:widowControl/>
       </w:pPr>
       <w:r>
+        <w:rPr>
+          <w:color w:val="A8470A"/>
+        </w:rPr>
         <w:t xml:space="preserve">Source wording — read in context</w:t>
       </w:r>
     </w:p>
@@ -7176,11 +7350,17 @@
     </w:p>
     <w:p>
       <w:pPr>
+        <w:rPr>
+          <w:color w:val="A8470A"/>
+        </w:rPr>
         <w:pStyle w:val="Heading3"/>
         <w:keepNext/>
         <w:widowControl/>
       </w:pPr>
       <w:r>
+        <w:rPr>
+          <w:color w:val="A8470A"/>
+        </w:rPr>
         <w:t xml:space="preserve">OPEN recommendation after the evidence review</w:t>
       </w:r>
     </w:p>
@@ -7658,11 +7838,17 @@
     </w:p>
     <w:p>
       <w:pPr>
+        <w:rPr>
+          <w:color w:val="A8470A"/>
+        </w:rPr>
         <w:pStyle w:val="Heading3"/>
         <w:keepNext/>
         <w:widowControl/>
       </w:pPr>
       <w:r>
+        <w:rPr>
+          <w:color w:val="A8470A"/>
+        </w:rPr>
         <w:t xml:space="preserve">Information required before the decision</w:t>
       </w:r>
     </w:p>
@@ -7750,11 +7936,17 @@
     </w:p>
     <w:p>
       <w:pPr>
+        <w:rPr>
+          <w:color w:val="A8470A"/>
+        </w:rPr>
         <w:pStyle w:val="Heading2"/>
         <w:keepNext/>
         <w:widowControl/>
       </w:pPr>
       <w:r>
+        <w:rPr>
+          <w:color w:val="A8470A"/>
+        </w:rPr>
         <w:t xml:space="preserve">6 Response assessment and decision to advance</w:t>
       </w:r>
     </w:p>
@@ -7863,11 +8055,17 @@
     </w:p>
     <w:p>
       <w:pPr>
+        <w:rPr>
+          <w:color w:val="A8470A"/>
+        </w:rPr>
         <w:pStyle w:val="Heading2"/>
         <w:keepNext/>
         <w:widowControl/>
       </w:pPr>
       <w:r>
+        <w:rPr>
+          <w:color w:val="A8470A"/>
+        </w:rPr>
         <w:t xml:space="preserve">7 Listing and organ allocation</w:t>
       </w:r>
     </w:p>
@@ -8181,12 +8379,18 @@
     </w:p>
     <w:p>
       <w:pPr>
+        <w:rPr>
+          <w:color w:val="A8470A"/>
+        </w:rPr>
         <w:pStyle w:val="Heading3"/>
         <w:keepNext/>
         <w:widowControl/>
       </w:pPr>
       <w:bookmarkStart w:id="3" w:name="ALLOC_B1"/>
       <w:r>
+        <w:rPr>
+          <w:color w:val="A8470A"/>
+        </w:rPr>
         <w:t xml:space="preserve">ALLOC-B1 — What are we approving?</w:t>
       </w:r>
       <w:bookmarkEnd w:id="3"/>
@@ -8351,11 +8555,17 @@
     </w:p>
     <w:p>
       <w:pPr>
+        <w:rPr>
+          <w:color w:val="A8470A"/>
+        </w:rPr>
         <w:pStyle w:val="Heading3"/>
         <w:keepNext/>
         <w:widowControl/>
       </w:pPr>
       <w:r>
+        <w:rPr>
+          <w:color w:val="A8470A"/>
+        </w:rPr>
         <w:t xml:space="preserve">OPEN recommendation after the evidence review</w:t>
       </w:r>
     </w:p>
@@ -8588,11 +8798,17 @@
     </w:p>
     <w:p>
       <w:pPr>
+        <w:rPr>
+          <w:color w:val="A8470A"/>
+        </w:rPr>
         <w:pStyle w:val="Heading3"/>
         <w:keepNext/>
         <w:widowControl/>
       </w:pPr>
       <w:r>
+        <w:rPr>
+          <w:color w:val="A8470A"/>
+        </w:rPr>
         <w:t xml:space="preserve">Information required before the decision</w:t>
       </w:r>
     </w:p>
@@ -8680,12 +8896,18 @@
     </w:p>
     <w:p>
       <w:pPr>
+        <w:rPr>
+          <w:color w:val="A8470A"/>
+        </w:rPr>
         <w:pStyle w:val="Heading3"/>
         <w:keepNext/>
         <w:widowControl/>
       </w:pPr>
       <w:bookmarkStart w:id="4" w:name="ALLOC_B2"/>
       <w:r>
+        <w:rPr>
+          <w:color w:val="A8470A"/>
+        </w:rPr>
         <w:t xml:space="preserve">ALLOC-B2 — What is the relevant organ opportunity cost?</w:t>
       </w:r>
       <w:bookmarkEnd w:id="4"/>
@@ -8946,11 +9168,17 @@
     </w:p>
     <w:p>
       <w:pPr>
+        <w:rPr>
+          <w:color w:val="A8470A"/>
+        </w:rPr>
         <w:pStyle w:val="Heading3"/>
         <w:keepNext/>
         <w:widowControl/>
       </w:pPr>
       <w:r>
+        <w:rPr>
+          <w:color w:val="A8470A"/>
+        </w:rPr>
         <w:t xml:space="preserve">OPEN recommendation after the evidence review</w:t>
       </w:r>
     </w:p>
@@ -9279,11 +9507,17 @@
     </w:p>
     <w:p>
       <w:pPr>
+        <w:rPr>
+          <w:color w:val="A8470A"/>
+        </w:rPr>
         <w:pStyle w:val="Heading3"/>
         <w:keepNext/>
         <w:widowControl/>
       </w:pPr>
       <w:r>
+        <w:rPr>
+          <w:color w:val="A8470A"/>
+        </w:rPr>
         <w:t xml:space="preserve">Information required before the decision</w:t>
       </w:r>
     </w:p>
@@ -9371,12 +9605,18 @@
     </w:p>
     <w:p>
       <w:pPr>
+        <w:rPr>
+          <w:color w:val="A8470A"/>
+        </w:rPr>
         <w:pStyle w:val="Heading3"/>
         <w:keepNext/>
         <w:widowControl/>
       </w:pPr>
       <w:bookmarkStart w:id="5" w:name="ALLOC_B3"/>
       <w:r>
+        <w:rPr>
+          <w:color w:val="A8470A"/>
+        </w:rPr>
         <w:t xml:space="preserve">ALLOC-B3 — What must donor consent and follow-up include?</w:t>
       </w:r>
       <w:bookmarkEnd w:id="5"/>
@@ -9583,11 +9823,17 @@
     </w:p>
     <w:p>
       <w:pPr>
+        <w:rPr>
+          <w:color w:val="A8470A"/>
+        </w:rPr>
         <w:pStyle w:val="Heading3"/>
         <w:keepNext/>
         <w:widowControl/>
       </w:pPr>
       <w:r>
+        <w:rPr>
+          <w:color w:val="A8470A"/>
+        </w:rPr>
         <w:t xml:space="preserve">OPEN recommendation after the evidence review</w:t>
       </w:r>
     </w:p>
@@ -9852,11 +10098,17 @@
     </w:p>
     <w:p>
       <w:pPr>
+        <w:rPr>
+          <w:color w:val="A8470A"/>
+        </w:rPr>
         <w:pStyle w:val="Heading3"/>
         <w:keepNext/>
         <w:widowControl/>
       </w:pPr>
       <w:r>
+        <w:rPr>
+          <w:color w:val="A8470A"/>
+        </w:rPr>
         <w:t xml:space="preserve">Information required before the decision</w:t>
       </w:r>
     </w:p>
@@ -9944,23 +10196,35 @@
     </w:p>
     <w:p>
       <w:pPr>
+        <w:rPr>
+          <w:color w:val="A8470A"/>
+        </w:rPr>
         <w:pStyle w:val="Heading3"/>
         <w:keepNext/>
         <w:widowControl/>
       </w:pPr>
       <w:bookmarkStart w:id="6" w:name="iCCA_B3"/>
       <w:r>
+        <w:rPr>
+          <w:color w:val="A8470A"/>
+        </w:rPr>
         <w:t xml:space="preserve">iCCA-B3 — Does access to LDLT change the evidentiary threshold?</w:t>
       </w:r>
       <w:bookmarkEnd w:id="6"/>
     </w:p>
     <w:p>
       <w:pPr>
+        <w:rPr>
+          <w:color w:val="A8470A"/>
+        </w:rPr>
         <w:pStyle w:val="Heading3"/>
         <w:keepNext/>
         <w:widowControl/>
       </w:pPr>
       <w:r>
+        <w:rPr>
+          <w:color w:val="A8470A"/>
+        </w:rPr>
         <w:t xml:space="preserve">Question and comparison</w:t>
       </w:r>
     </w:p>
@@ -9976,11 +10240,17 @@
     </w:p>
     <w:p>
       <w:pPr>
+        <w:rPr>
+          <w:color w:val="A8470A"/>
+        </w:rPr>
         <w:pStyle w:val="Heading3"/>
         <w:keepNext/>
         <w:widowControl/>
       </w:pPr>
       <w:r>
+        <w:rPr>
+          <w:color w:val="A8470A"/>
+        </w:rPr>
         <w:t xml:space="preserve">Evidence before choosing a rule</w:t>
       </w:r>
     </w:p>
@@ -11680,11 +11950,17 @@
     </w:tbl>
     <w:p>
       <w:pPr>
+        <w:rPr>
+          <w:color w:val="A8470A"/>
+        </w:rPr>
         <w:pStyle w:val="Heading3"/>
         <w:keepNext/>
         <w:widowControl/>
       </w:pPr>
       <w:r>
+        <w:rPr>
+          <w:color w:val="A8470A"/>
+        </w:rPr>
         <w:t xml:space="preserve">Synthesis and evidence that challenges the proposal</w:t>
       </w:r>
     </w:p>
@@ -12050,11 +12326,17 @@
     </w:p>
     <w:p>
       <w:pPr>
+        <w:rPr>
+          <w:color w:val="A8470A"/>
+        </w:rPr>
         <w:pStyle w:val="Heading3"/>
         <w:keepNext/>
         <w:widowControl/>
       </w:pPr>
       <w:r>
+        <w:rPr>
+          <w:color w:val="A8470A"/>
+        </w:rPr>
         <w:t xml:space="preserve">Where each proposed threshold comes from</w:t>
       </w:r>
     </w:p>
@@ -12074,11 +12356,17 @@
     </w:p>
     <w:p>
       <w:pPr>
+        <w:rPr>
+          <w:color w:val="A8470A"/>
+        </w:rPr>
         <w:pStyle w:val="Heading3"/>
         <w:keepNext/>
         <w:widowControl/>
       </w:pPr>
       <w:r>
+        <w:rPr>
+          <w:color w:val="A8470A"/>
+        </w:rPr>
         <w:t xml:space="preserve">Source wording — read in context</w:t>
       </w:r>
     </w:p>
@@ -12432,11 +12720,17 @@
     </w:p>
     <w:p>
       <w:pPr>
+        <w:rPr>
+          <w:color w:val="A8470A"/>
+        </w:rPr>
         <w:pStyle w:val="Heading3"/>
         <w:keepNext/>
         <w:widowControl/>
       </w:pPr>
       <w:r>
+        <w:rPr>
+          <w:color w:val="A8470A"/>
+        </w:rPr>
         <w:t xml:space="preserve">OPEN recommendation after the evidence review</w:t>
       </w:r>
     </w:p>
@@ -12986,11 +13280,17 @@
     </w:p>
     <w:p>
       <w:pPr>
+        <w:rPr>
+          <w:color w:val="A8470A"/>
+        </w:rPr>
         <w:pStyle w:val="Heading3"/>
         <w:keepNext/>
         <w:widowControl/>
       </w:pPr>
       <w:r>
+        <w:rPr>
+          <w:color w:val="A8470A"/>
+        </w:rPr>
         <w:t xml:space="preserve">Information required before the decision</w:t>
       </w:r>
     </w:p>
@@ -13078,11 +13378,17 @@
     </w:p>
     <w:p>
       <w:pPr>
+        <w:rPr>
+          <w:color w:val="A8470A"/>
+        </w:rPr>
         <w:pStyle w:val="Heading2"/>
         <w:keepNext/>
         <w:widowControl/>
       </w:pPr>
       <w:r>
+        <w:rPr>
+          <w:color w:val="A8470A"/>
+        </w:rPr>
         <w:t xml:space="preserve">8 Operative staging and surgery</w:t>
       </w:r>
     </w:p>
@@ -13191,11 +13497,17 @@
     </w:p>
     <w:p>
       <w:pPr>
+        <w:rPr>
+          <w:color w:val="A8470A"/>
+        </w:rPr>
         <w:pStyle w:val="Heading2"/>
         <w:keepNext/>
         <w:widowControl/>
       </w:pPr>
       <w:r>
+        <w:rPr>
+          <w:color w:val="A8470A"/>
+        </w:rPr>
         <w:t xml:space="preserve">9 Post transplant immunosuppression</w:t>
       </w:r>
     </w:p>
@@ -13304,11 +13616,17 @@
     </w:p>
     <w:p>
       <w:pPr>
+        <w:rPr>
+          <w:color w:val="A8470A"/>
+        </w:rPr>
         <w:pStyle w:val="Heading2"/>
         <w:keepNext/>
         <w:widowControl/>
       </w:pPr>
       <w:r>
+        <w:rPr>
+          <w:color w:val="A8470A"/>
+        </w:rPr>
         <w:t xml:space="preserve">10 Adjuvant therapy</w:t>
       </w:r>
     </w:p>
@@ -13340,11 +13658,17 @@
     </w:p>
     <w:p>
       <w:pPr>
+        <w:rPr>
+          <w:color w:val="A8470A"/>
+        </w:rPr>
         <w:pStyle w:val="Heading2"/>
         <w:keepNext/>
         <w:widowControl/>
       </w:pPr>
       <w:r>
+        <w:rPr>
+          <w:color w:val="A8470A"/>
+        </w:rPr>
         <w:t xml:space="preserve">11 Surveillance</w:t>
       </w:r>
     </w:p>
@@ -13376,11 +13700,17 @@
     </w:p>
     <w:p>
       <w:pPr>
+        <w:rPr>
+          <w:color w:val="A8470A"/>
+        </w:rPr>
         <w:pStyle w:val="Heading2"/>
         <w:keepNext/>
         <w:widowControl/>
       </w:pPr>
       <w:r>
+        <w:rPr>
+          <w:color w:val="A8470A"/>
+        </w:rPr>
         <w:t xml:space="preserve">12 Recurrence management</w:t>
       </w:r>
     </w:p>
@@ -13444,11 +13774,17 @@
     </w:p>
     <w:p>
       <w:pPr>
+        <w:rPr>
+          <w:color w:val="A8470A"/>
+        </w:rPr>
         <w:pStyle w:val="Heading2"/>
         <w:keepNext/>
         <w:widowControl/>
       </w:pPr>
       <w:r>
+        <w:rPr>
+          <w:color w:val="A8470A"/>
+        </w:rPr>
         <w:t xml:space="preserve">13 Outcomes and safety monitoring</w:t>
       </w:r>
     </w:p>
@@ -13519,12 +13855,18 @@
     </w:p>
     <w:p>
       <w:pPr>
+        <w:rPr>
+          <w:color w:val="A8470A"/>
+        </w:rPr>
         <w:pStyle w:val="Heading3"/>
         <w:keepNext/>
         <w:widowControl/>
       </w:pPr>
       <w:bookmarkStart w:id="7" w:name="ALLOC_B4"/>
       <w:r>
+        <w:rPr>
+          <w:color w:val="A8470A"/>
+        </w:rPr>
         <w:t xml:space="preserve">ALLOC-B4 — What data are required before expansion?</w:t>
       </w:r>
       <w:bookmarkEnd w:id="7"/>
@@ -13763,11 +14105,17 @@
     </w:p>
     <w:p>
       <w:pPr>
+        <w:rPr>
+          <w:color w:val="A8470A"/>
+        </w:rPr>
         <w:pStyle w:val="Heading3"/>
         <w:keepNext/>
         <w:widowControl/>
       </w:pPr>
       <w:r>
+        <w:rPr>
+          <w:color w:val="A8470A"/>
+        </w:rPr>
         <w:t xml:space="preserve">OPEN recommendation after the evidence review</w:t>
       </w:r>
     </w:p>
@@ -14133,11 +14481,17 @@
     </w:p>
     <w:p>
       <w:pPr>
+        <w:rPr>
+          <w:color w:val="A8470A"/>
+        </w:rPr>
         <w:pStyle w:val="Heading3"/>
         <w:keepNext/>
         <w:widowControl/>
       </w:pPr>
       <w:r>
+        <w:rPr>
+          <w:color w:val="A8470A"/>
+        </w:rPr>
         <w:t xml:space="preserve">Information required before the decision</w:t>
       </w:r>
     </w:p>
@@ -14225,11 +14579,17 @@
     </w:p>
     <w:p>
       <w:pPr>
+        <w:rPr>
+          <w:color w:val="A8470A"/>
+        </w:rPr>
         <w:pStyle w:val="Heading2"/>
         <w:keepNext/>
         <w:widowControl/>
       </w:pPr>
       <w:r>
+        <w:rPr>
+          <w:color w:val="A8470A"/>
+        </w:rPr>
         <w:t xml:space="preserve">14 Multidisciplinary responsibility</w:t>
       </w:r>
     </w:p>
@@ -14248,11 +14608,17 @@
     </w:p>
     <w:p>
       <w:pPr>
+        <w:rPr>
+          <w:color w:val="A8470A"/>
+        </w:rPr>
         <w:pStyle w:val="Heading2"/>
         <w:keepNext/>
         <w:widowControl/>
       </w:pPr>
       <w:r>
+        <w:rPr>
+          <w:color w:val="A8470A"/>
+        </w:rPr>
         <w:t xml:space="preserve">15 Decisions required before expansion</w:t>
       </w:r>
     </w:p>
@@ -14299,12 +14665,18 @@
     </w:p>
     <w:p>
       <w:pPr>
+        <w:rPr>
+          <w:color w:val="A8470A"/>
+        </w:rPr>
         <w:pStyle w:val="Heading1"/>
         <w:keepNext/>
         <w:widowControl/>
         <w:keepLines/>
       </w:pPr>
       <w:r>
+        <w:rPr>
+          <w:color w:val="A8470A"/>
+        </w:rPr>
         <w:t xml:space="preserve">Revision note</w:t>
       </w:r>
     </w:p>
@@ -14409,11 +14781,17 @@
     </w:p>
     <w:p>
       <w:pPr>
+        <w:rPr>
+          <w:color w:val="A8470A"/>
+        </w:rPr>
         <w:pStyle w:val="Heading1"/>
         <w:widowControl/>
         <w:keepNext/>
       </w:pPr>
       <w:r>
+        <w:rPr>
+          <w:color w:val="A8470A"/>
+        </w:rPr>
         <w:t xml:space="preserve">References</w:t>
       </w:r>
     </w:p>
@@ -15875,11 +16253,17 @@
     </w:p>
     <w:p>
       <w:pPr>
+        <w:rPr>
+          <w:color w:val="A8470A"/>
+        </w:rPr>
         <w:pStyle w:val="Heading1"/>
         <w:widowControl/>
         <w:keepNext/>
       </w:pPr>
       <w:r>
+        <w:rPr>
+          <w:color w:val="A8470A"/>
+        </w:rPr>
         <w:t xml:space="preserve">V12 revision note</w:t>
       </w:r>
     </w:p>
@@ -16554,7 +16938,7 @@
         <w:bottom w:val="single" w:sz="24" w:space="0" w:color="E84C22" w:themeColor="accent1"/>
         <w:right w:val="single" w:sz="24" w:space="0" w:color="E84C22" w:themeColor="accent1"/>
       </w:pBdr>
-      <w:shd w:val="clear" w:color="auto" w:fill="E84C22" w:themeFill="accent1"/>
+      <w:shd w:val="clear" w:fill="FFFFFF"/>
       <w:spacing w:after="0"/>
       <w:outlineLvl w:val="0"/>
     </w:pPr>
@@ -16562,7 +16946,7 @@
       <w:b/>
       <w:bCs/>
       <w:caps/>
-      <w:color w:val="FFFFFF" w:themeColor="background1"/>
+      <w:color w:val="A8470A"/>
       <w:spacing w:val="15"/>
       <w:sz w:val="22"/>
       <w:szCs w:val="22"/>
@@ -16584,7 +16968,7 @@
         <w:bottom w:val="single" w:sz="24" w:space="0" w:color="FADAD2" w:themeColor="accent1" w:themeTint="33"/>
         <w:right w:val="single" w:sz="24" w:space="0" w:color="FADAD2" w:themeColor="accent1" w:themeTint="33"/>
       </w:pBdr>
-      <w:shd w:val="clear" w:color="auto" w:fill="FADAD2" w:themeFill="accent1" w:themeFillTint="33"/>
+      <w:shd w:val="clear" w:fill="FFFFFF"/>
       <w:spacing w:after="0"/>
       <w:outlineLvl w:val="1"/>
     </w:pPr>
@@ -16593,6 +16977,7 @@
       <w:spacing w:val="15"/>
       <w:sz w:val="22"/>
       <w:szCs w:val="22"/>
+      <w:color w:val="A8470A"/>
     </w:rPr>
   </w:style>
   <w:style w:type="paragraph" w:styleId="Heading3">
@@ -16614,7 +16999,7 @@
     </w:pPr>
     <w:rPr>
       <w:caps/>
-      <w:color w:val="77230C" w:themeColor="accent1" w:themeShade="7F"/>
+      <w:color w:val="A8470A"/>
       <w:spacing w:val="15"/>
       <w:sz w:val="22"/>
       <w:szCs w:val="22"/>
@@ -16640,7 +17025,7 @@
     </w:pPr>
     <w:rPr>
       <w:caps/>
-      <w:color w:val="B43412" w:themeColor="accent1" w:themeShade="BF"/>
+      <w:color w:val="A8470A"/>
       <w:spacing w:val="10"/>
       <w:sz w:val="22"/>
       <w:szCs w:val="22"/>
@@ -16665,7 +17050,7 @@
     </w:pPr>
     <w:rPr>
       <w:caps/>
-      <w:color w:val="B43412" w:themeColor="accent1" w:themeShade="BF"/>
+      <w:color w:val="A8470A"/>
       <w:spacing w:val="10"/>
       <w:sz w:val="22"/>
       <w:szCs w:val="22"/>
@@ -16690,7 +17075,7 @@
     </w:pPr>
     <w:rPr>
       <w:caps/>
-      <w:color w:val="B43412" w:themeColor="accent1" w:themeShade="BF"/>
+      <w:color w:val="A8470A"/>
       <w:spacing w:val="10"/>
       <w:sz w:val="22"/>
       <w:szCs w:val="22"/>
@@ -16712,7 +17097,7 @@
     </w:pPr>
     <w:rPr>
       <w:caps/>
-      <w:color w:val="B43412" w:themeColor="accent1" w:themeShade="BF"/>
+      <w:color w:val="A8470A"/>
       <w:spacing w:val="10"/>
       <w:sz w:val="22"/>
       <w:szCs w:val="22"/>
@@ -16737,6 +17122,7 @@
       <w:spacing w:val="10"/>
       <w:sz w:val="18"/>
       <w:szCs w:val="18"/>
+      <w:color w:val="A8470A"/>
     </w:rPr>
   </w:style>
   <w:style w:type="paragraph" w:styleId="Heading9">
@@ -16759,6 +17145,7 @@
       <w:spacing w:val="10"/>
       <w:sz w:val="18"/>
       <w:szCs w:val="18"/>
+      <w:color w:val="A8470A"/>
     </w:rPr>
   </w:style>
   <w:style w:type="character" w:default="1" w:styleId="DefaultParagraphFont">
@@ -16801,7 +17188,7 @@
     </w:pPr>
     <w:rPr>
       <w:caps/>
-      <w:color w:val="E84C22" w:themeColor="accent1"/>
+      <w:color w:val="A8470A"/>
       <w:spacing w:val="10"/>
       <w:kern w:val="28"/>
       <w:sz w:val="52"/>
@@ -16874,6 +17261,7 @@
     </w:rPr>
   </w:style>
   <w:style w:type="character" w:customStyle="1" w:styleId="Heading1Char">
+    <w:pPr/>
     <w:name w:val="Heading 1 Char"/>
     <w:basedOn w:val="DefaultParagraphFont"/>
     <w:link w:val="Heading1"/>
@@ -16883,12 +17271,13 @@
       <w:b/>
       <w:bCs/>
       <w:caps/>
-      <w:color w:val="FFFFFF" w:themeColor="background1"/>
+      <w:color w:val="A8470A"/>
       <w:spacing w:val="15"/>
       <w:shd w:val="clear" w:color="auto" w:fill="E84C22" w:themeFill="accent1"/>
     </w:rPr>
   </w:style>
   <w:style w:type="character" w:customStyle="1" w:styleId="Heading2Char">
+    <w:pPr/>
     <w:name w:val="Heading 2 Char"/>
     <w:basedOn w:val="DefaultParagraphFont"/>
     <w:link w:val="Heading2"/>
@@ -16898,9 +17287,11 @@
       <w:caps/>
       <w:spacing w:val="15"/>
       <w:shd w:val="clear" w:color="auto" w:fill="FADAD2" w:themeFill="accent1" w:themeFillTint="33"/>
+      <w:color w:val="A8470A"/>
     </w:rPr>
   </w:style>
   <w:style w:type="character" w:customStyle="1" w:styleId="Heading3Char">
+    <w:pPr/>
     <w:name w:val="Heading 3 Char"/>
     <w:basedOn w:val="DefaultParagraphFont"/>
     <w:link w:val="Heading3"/>
@@ -16908,11 +17299,12 @@
     <w:rsid w:val="008C56FB"/>
     <w:rPr>
       <w:caps/>
-      <w:color w:val="77230C" w:themeColor="accent1" w:themeShade="7F"/>
+      <w:color w:val="A8470A"/>
       <w:spacing w:val="15"/>
     </w:rPr>
   </w:style>
   <w:style w:type="character" w:customStyle="1" w:styleId="Heading4Char">
+    <w:pPr/>
     <w:name w:val="Heading 4 Char"/>
     <w:basedOn w:val="DefaultParagraphFont"/>
     <w:link w:val="Heading4"/>
@@ -16921,11 +17313,12 @@
     <w:rsid w:val="008C56FB"/>
     <w:rPr>
       <w:caps/>
-      <w:color w:val="B43412" w:themeColor="accent1" w:themeShade="BF"/>
+      <w:color w:val="A8470A"/>
       <w:spacing w:val="10"/>
     </w:rPr>
   </w:style>
   <w:style w:type="character" w:customStyle="1" w:styleId="Heading5Char">
+    <w:pPr/>
     <w:name w:val="Heading 5 Char"/>
     <w:basedOn w:val="DefaultParagraphFont"/>
     <w:link w:val="Heading5"/>
@@ -16934,11 +17327,12 @@
     <w:rsid w:val="008C56FB"/>
     <w:rPr>
       <w:caps/>
-      <w:color w:val="B43412" w:themeColor="accent1" w:themeShade="BF"/>
+      <w:color w:val="A8470A"/>
       <w:spacing w:val="10"/>
     </w:rPr>
   </w:style>
   <w:style w:type="character" w:customStyle="1" w:styleId="Heading6Char">
+    <w:pPr/>
     <w:name w:val="Heading 6 Char"/>
     <w:basedOn w:val="DefaultParagraphFont"/>
     <w:link w:val="Heading6"/>
@@ -16947,11 +17341,12 @@
     <w:rsid w:val="008C56FB"/>
     <w:rPr>
       <w:caps/>
-      <w:color w:val="B43412" w:themeColor="accent1" w:themeShade="BF"/>
+      <w:color w:val="A8470A"/>
       <w:spacing w:val="10"/>
     </w:rPr>
   </w:style>
   <w:style w:type="character" w:customStyle="1" w:styleId="Heading7Char">
+    <w:pPr/>
     <w:name w:val="Heading 7 Char"/>
     <w:basedOn w:val="DefaultParagraphFont"/>
     <w:link w:val="Heading7"/>
@@ -16960,11 +17355,12 @@
     <w:rsid w:val="008C56FB"/>
     <w:rPr>
       <w:caps/>
-      <w:color w:val="B43412" w:themeColor="accent1" w:themeShade="BF"/>
+      <w:color w:val="A8470A"/>
       <w:spacing w:val="10"/>
     </w:rPr>
   </w:style>
   <w:style w:type="character" w:customStyle="1" w:styleId="Heading8Char">
+    <w:pPr/>
     <w:name w:val="Heading 8 Char"/>
     <w:basedOn w:val="DefaultParagraphFont"/>
     <w:link w:val="Heading8"/>
@@ -16976,9 +17372,11 @@
       <w:spacing w:val="10"/>
       <w:sz w:val="18"/>
       <w:szCs w:val="18"/>
+      <w:color w:val="A8470A"/>
     </w:rPr>
   </w:style>
   <w:style w:type="character" w:customStyle="1" w:styleId="Heading9Char">
+    <w:pPr/>
     <w:name w:val="Heading 9 Char"/>
     <w:basedOn w:val="DefaultParagraphFont"/>
     <w:link w:val="Heading9"/>
@@ -16991,6 +17389,7 @@
       <w:spacing w:val="10"/>
       <w:sz w:val="18"/>
       <w:szCs w:val="18"/>
+      <w:color w:val="A8470A"/>
     </w:rPr>
   </w:style>
   <w:style w:type="paragraph" w:styleId="Caption">
@@ -17011,6 +17410,7 @@
     </w:rPr>
   </w:style>
   <w:style w:type="character" w:customStyle="1" w:styleId="TitleChar">
+    <w:pPr/>
     <w:name w:val="Title Char"/>
     <w:basedOn w:val="DefaultParagraphFont"/>
     <w:link w:val="Title"/>
@@ -17018,7 +17418,7 @@
     <w:rsid w:val="008C56FB"/>
     <w:rPr>
       <w:caps/>
-      <w:color w:val="E84C22" w:themeColor="accent1"/>
+      <w:color w:val="A8470A"/>
       <w:spacing w:val="10"/>
       <w:kern w:val="28"/>
       <w:sz w:val="52"/>
@@ -17038,13 +17438,14 @@
     </w:pPr>
     <w:rPr>
       <w:caps/>
-      <w:color w:val="595959" w:themeColor="text1" w:themeTint="A6"/>
+      <w:color w:val="A8470A"/>
       <w:spacing w:val="10"/>
       <w:sz w:val="24"/>
       <w:szCs w:val="24"/>
     </w:rPr>
   </w:style>
   <w:style w:type="character" w:customStyle="1" w:styleId="SubtitleChar">
+    <w:pPr/>
     <w:name w:val="Subtitle Char"/>
     <w:basedOn w:val="DefaultParagraphFont"/>
     <w:link w:val="Subtitle"/>
@@ -17052,7 +17453,7 @@
     <w:rsid w:val="008C56FB"/>
     <w:rPr>
       <w:caps/>
-      <w:color w:val="595959" w:themeColor="text1" w:themeTint="A6"/>
+      <w:color w:val="A8470A"/>
       <w:spacing w:val="10"/>
       <w:sz w:val="24"/>
       <w:szCs w:val="24"/>
@@ -17240,6 +17641,9 @@
     </w:pPr>
   </w:style>
   <w:style w:type="paragraph" w:styleId="Header">
+    <w:rPr>
+      <w:color w:val="A8470A"/>
+    </w:rPr>
     <w:name w:val="header"/>
     <w:basedOn w:val="Normal"/>
     <w:link w:val="HeaderChar"/>
@@ -17255,6 +17659,7 @@
     </w:pPr>
   </w:style>
   <w:style w:type="character" w:customStyle="1" w:styleId="HeaderChar">
+    <w:pPr/>
     <w:name w:val="Header Char"/>
     <w:basedOn w:val="DefaultParagraphFont"/>
     <w:link w:val="Header"/>
@@ -17263,6 +17668,7 @@
     <w:rPr>
       <w:sz w:val="20"/>
       <w:szCs w:val="20"/>
+      <w:color w:val="A8470A"/>
     </w:rPr>
   </w:style>
   <w:style w:type="paragraph" w:styleId="Footer">

--- a/evidence/2026-10-25/docs/03_ICCA_High_Risk_Protocol_v12.docx
+++ b/evidence/2026-10-25/docs/03_ICCA_High_Risk_Protocol_v12.docx
@@ -15,7 +15,7 @@
         <w:rPr>
           <w:color w:val="A8470A"/>
         </w:rPr>
-        <w:t xml:space="preserve">UTHealth Houston and Memorial Hermann High Risk Liver Transplant Protocol for Intrahepatic Cholangiocarcinoma V12</w:t>
+        <w:t xml:space="preserve">UTHealth Houston and Memorial Hermann High Risk Liver Transplant Protocol for Intrahepatic Cholangiocarcinoma</w:t>
       </w:r>
     </w:p>
     <w:p>
@@ -4059,7 +4059,7 @@
         <w:rPr>
           <w:color w:val="A8470A"/>
         </w:rPr>
-        <w:pStyle w:val="Heading1"/>
+        <w:pStyle w:val="Heading3"/>
         <w:widowControl/>
         <w:keepNext/>
       </w:pPr>
@@ -4067,7 +4067,7 @@
         <w:rPr>
           <w:color w:val="A8470A"/>
         </w:rPr>
-        <w:t xml:space="preserve">V12 evidence-integrated treatment and reassessment</w:t>
+        <w:t xml:space="preserve">Systemic treatment evidence and transplant boundaries</w:t>
       </w:r>
     </w:p>
     <w:p>
@@ -4085,7 +4085,7 @@
         <w:rPr>
           <w:color w:val="A8470A"/>
         </w:rPr>
-        <w:pStyle w:val="Heading2"/>
+        <w:pStyle w:val="Heading4"/>
         <w:widowControl/>
         <w:keepNext/>
       </w:pPr>
@@ -4164,7 +4164,7 @@
         <w:rPr>
           <w:color w:val="A8470A"/>
         </w:rPr>
-        <w:pStyle w:val="Heading2"/>
+        <w:pStyle w:val="Heading4"/>
         <w:widowControl/>
         <w:keepNext/>
       </w:pPr>
@@ -4243,7 +4243,7 @@
         <w:rPr>
           <w:color w:val="A8470A"/>
         </w:rPr>
-        <w:pStyle w:val="Heading2"/>
+        <w:pStyle w:val="Heading4"/>
         <w:widowControl/>
         <w:keepNext/>
       </w:pPr>
@@ -16264,7 +16264,7 @@
         <w:rPr>
           <w:color w:val="A8470A"/>
         </w:rPr>
-        <w:t xml:space="preserve">V12 revision note</w:t>
+        <w:t xml:space="preserve">Revision history</w:t>
       </w:r>
     </w:p>
     <w:p>
@@ -16285,6 +16285,14 @@
       </w:pPr>
       <w:r>
         <w:t xml:space="preserve">Review scope: all pages of the 14 newly supplied main PDFs were read; separately linked supplements and every older retained reference were not reread. Existing formatting and prior material are retained. New clinical proposals remain OPEN. Live EndNote field structures and document-specific XML/RIS exports are included; native Word/EndNote CWYW execution has not been verified.</w:t>
+      </w:r>
+    </w:p>
+    <w:p>
+      <w:pPr>
+        <w:pStyle w:val="Normal"/>
+      </w:pPr>
+      <w:r>
+        <w:t>26 October 2026, 09:30 CDT. Presentation revision: removed release-specific emphasis and grouped evidence with the clinical question it informs. Website navigation is separate from patient findings; selecting a topic or opening a care plan does not establish eligibility. Clinical thresholds, negative results, uncertainty, source links, EndNote field data and OPEN decision status are retained.</w:t>
       </w:r>
     </w:p>
     <w:sectPr>
